--- a/downloads/documents/03 Course Design/00 Syllabus.docx
+++ b/downloads/documents/03 Course Design/00 Syllabus.docx
@@ -882,7 +882,7 @@
         <w:pStyle w:val="FirstParagraph"/>
       </w:pPr>
       <w:r>
-        <w:t xml:space="preserve">If English is not your first language, you will get vocabulary cards and sentence starters in your language for every unit (currently Turkish, Portuguese, and Spanish; ask me for others). Every lab has picture step cards. Slides are posted for everyone.</w:t>
+        <w:t xml:space="preserve">If English is not your first language, you will get vocabulary cards and sentence starters in your language for every unit (currently Spanish; ask me for others). Every lab has picture step cards. Slides are posted for everyone.</w:t>
       </w:r>
     </w:p>
     <w:p>

--- a/downloads/documents/03 Course Design/00 Syllabus.docx
+++ b/downloads/documents/03 Course Design/00 Syllabus.docx
@@ -900,7 +900,7 @@
         <w:pStyle w:val="FirstParagraph"/>
       </w:pPr>
       <w:r>
-        <w:t xml:space="preserve">We use a few web tools in class, including ClassroomStreet.com, a financial simulation I built. You log in with a class number and a PIN. No personal information goes into it.</w:t>
+        <w:t xml:space="preserve">We use a few web tools in class, including ClassroomStreet.com, a financial simulation I built. You log in with a class number and a PIN. No personal information goes into it. The course website, lifeskillsarcade.com, has short review games for every unit. I may give you a username like facs-6a-17 and a PIN so your best score on each game counts on our class leaderboard. The site never stores your name.</w:t>
       </w:r>
     </w:p>
     <w:p>
@@ -971,6 +971,119 @@
       </w:pPr>
       <w:r>
         <w:t xml:space="preserve">Sign and return the last page.</w:t>
+      </w:r>
+    </w:p>
+    <w:p>
+      <w:r>
+        <w:br w:type="page"/>
+      </w:r>
+    </w:p>
+    <w:p>
+      <w:pPr>
+        <w:pStyle w:val="Heading2"/>
+      </w:pPr>
+      <w:bookmarkStart w:id="33" w:name="sign-and-return"/>
+      <w:r>
+        <w:t xml:space="preserve">Sign and return</w:t>
+      </w:r>
+      <w:bookmarkEnd w:id="33"/>
+    </w:p>
+    <w:p>
+      <w:pPr>
+        <w:pStyle w:val="FirstParagraph"/>
+      </w:pPr>
+      <w:r>
+        <w:t xml:space="preserve">I have read the syllabus for Family and Consumer Sciences, grades 6 to 8, including how the room works, how grades work, and the food rules.</w:t>
+      </w:r>
+    </w:p>
+    <w:p>
+      <w:pPr>
+        <w:pStyle w:val="BodyText"/>
+      </w:pPr>
+      <w:r>
+        <w:t xml:space="preserve">Student name (print): ______________________________ Period: ______</w:t>
+      </w:r>
+    </w:p>
+    <w:p>
+      <w:pPr>
+        <w:pStyle w:val="BodyText"/>
+      </w:pPr>
+      <w:r>
+        <w:t xml:space="preserve">Student signature: ______________________________ Date: ______</w:t>
+      </w:r>
+    </w:p>
+    <w:p>
+      <w:pPr>
+        <w:pStyle w:val="BodyText"/>
+      </w:pPr>
+      <w:r>
+        <w:t xml:space="preserve">Family member name (print): ______________________________</w:t>
+      </w:r>
+    </w:p>
+    <w:p>
+      <w:pPr>
+        <w:pStyle w:val="BodyText"/>
+      </w:pPr>
+      <w:r>
+        <w:t xml:space="preserve">Family member signature: ______________________________ Date: ______</w:t>
+      </w:r>
+    </w:p>
+    <w:p>
+      <w:pPr>
+        <w:pStyle w:val="BodyText"/>
+      </w:pPr>
+      <w:r>
+        <w:t xml:space="preserve">Best phone or email for a family member: ______________________________</w:t>
+      </w:r>
+    </w:p>
+    <w:p>
+      <w:pPr>
+        <w:pStyle w:val="BodyText"/>
+      </w:pPr>
+      <w:r>
+        <w:t xml:space="preserve">Food allergies or food rules I should know about (religious, medical, or family). Write</w:t>
+      </w:r>
+      <w:r>
+        <w:t xml:space="preserve"> </w:t>
+      </w:r>
+      <w:r>
+        <w:t xml:space="preserve">“</w:t>
+      </w:r>
+      <w:r>
+        <w:t xml:space="preserve">none</w:t>
+      </w:r>
+      <w:r>
+        <w:t xml:space="preserve">”</w:t>
+      </w:r>
+      <w:r>
+        <w:t xml:space="preserve"> </w:t>
+      </w:r>
+      <w:r>
+        <w:t xml:space="preserve">if there are none.</w:t>
+      </w:r>
+    </w:p>
+    <w:p>
+      <w:pPr>
+        <w:pStyle w:val="BodyText"/>
+      </w:pPr>
+      <w:r>
+        <w:t xml:space="preserve">Allergy or rule: ______________________________________________</w:t>
+      </w:r>
+    </w:p>
+    <w:p>
+      <w:pPr>
+        <w:pStyle w:val="BodyText"/>
+      </w:pPr>
+      <w:r>
+        <w:t xml:space="preserve">Allergy or rule: ______________________________________________</w:t>
+      </w:r>
+    </w:p>
+    <w:p>
+      <w:pPr>
+        <w:pStyle w:val="BodyText"/>
+      </w:pPr>
+      <w:r>
+        <w:t xml:space="preserve">A skill, recipe, craft, or job you would be willing to share with the class for ten minutes (optional): ______________________________</w:t>
       </w:r>
     </w:p>
     <w:sectPr>

--- a/downloads/documents/03 Course Design/00 Syllabus.docx
+++ b/downloads/documents/03 Course Design/00 Syllabus.docx
@@ -302,7 +302,7 @@
               <w:jc w:val="left"/>
             </w:pPr>
             <w:r>
-              <w:t xml:space="preserve">Figure out your strengths, set goals, build a budget, learn how paychecks, credit, and interest work, trade on ClassroomStreet, and explore careers</w:t>
+              <w:t xml:space="preserve">Figure out your strengths, set goals, build a budget, learn how paychecks, credit, and interest work, invest in the Gilded Age Market, and explore careers</w:t>
             </w:r>
           </w:p>
         </w:tc>
@@ -483,6 +483,14 @@
         </w:tc>
       </w:tr>
     </w:tbl>
+    <w:p>
+      <w:pPr>
+        <w:pStyle w:val="BodyText"/>
+      </w:pPr>
+      <w:r>
+        <w:t xml:space="preserve">The Gilded Age Market is a game we play on paper: it is 1870, you have $1,000, and the prices follow what really happened to railroads, oil, electricity, steel, cars, and radio, up through the crash of 1929.</w:t>
+      </w:r>
+    </w:p>
     <w:p>
       <w:pPr>
         <w:pStyle w:val="Heading2"/>
@@ -900,7 +908,7 @@
         <w:pStyle w:val="FirstParagraph"/>
       </w:pPr>
       <w:r>
-        <w:t xml:space="preserve">We use a few web tools in class, including ClassroomStreet.com, a financial simulation I built. You log in with a class number and a PIN. No personal information goes into it. The course website, lifeskillsarcade.com, has short review games for every unit. I may give you a username like facs-6a-17 and a PIN so your best score on each game counts on our class leaderboard. The site never stores your name.</w:t>
+        <w:t xml:space="preserve">We use a few web tools in class. The course website, lifeskillsarcade.com, has short review games for every unit. I may give you a username like facs-6a-17 and a PIN so your best score on each game counts on our class leaderboard. The site never stores your name.</w:t>
       </w:r>
     </w:p>
     <w:p>

--- a/downloads/documents/03 Course Design/00 Syllabus.docx
+++ b/downloads/documents/03 Course Design/00 Syllabus.docx
@@ -96,7 +96,7 @@
         <w:t xml:space="preserve"> </w:t>
       </w:r>
       <w:r>
-        <w:t xml:space="preserve">This course counts toward the New York State middle level requirement of 1 3/4 units of career and technical education (Commissioner’s Regulation 100.4). It covers what districts used to call Home and Career Skills, and more.</w:t>
+        <w:t xml:space="preserve">New York State requires 1 3/4 units of career and technical education in middle school (Commissioner’s Regulation 100.4). This course counts toward that. It covers what districts used to call Home and Career Skills, and more.</w:t>
       </w:r>
     </w:p>
     <w:p>
@@ -114,7 +114,7 @@
         <w:pStyle w:val="FirstParagraph"/>
       </w:pPr>
       <w:r>
-        <w:t xml:space="preserve">Family and Consumer Sciences is the class where you learn to run your own life. You will cook real food in a real kitchen. You will sew something you can use. You will build a budget, invest in a simulated market, design a room, plan meals for a family, take care of a younger child safely, and pitch a business idea to a panel. Every unit ends with something you made.</w:t>
+        <w:t xml:space="preserve">Family and Consumer Sciences is the class where you learn to run your own life. You will cook real food in a real kitchen. You will sew something you can use. You will build a budget and invest in a pretend stock market. You will design a room and plan meals for a family. You will learn to take care of a younger child safely. You will pitch a business idea to a panel of judges. Every unit ends with something you made.</w:t>
       </w:r>
     </w:p>
     <w:p>
@@ -122,7 +122,7 @@
         <w:pStyle w:val="BodyText"/>
       </w:pPr>
       <w:r>
-        <w:t xml:space="preserve">I teach this class because these are the skills I wish someone had handed me at 12. I spent years in business, finance, and hospitality before I became a teacher, and I use all of it here.</w:t>
+        <w:t xml:space="preserve">I teach this class because these are the skills I wish someone had handed me at 12. I spent years in business, finance, and hotels and restaurants before I became a teacher. I use all of it here.</w:t>
       </w:r>
     </w:p>
     <w:p>
@@ -267,7 +267,7 @@
               <w:jc w:val="left"/>
             </w:pPr>
             <w:r>
-              <w:t xml:space="preserve">Pass the safety exam, learn the tools, measure, read recipes, cook two labs, read food labels, shop from a real circular, and feed a family of four on $40</w:t>
+              <w:t xml:space="preserve">Pass the safety exam, learn the tools, measure, read recipes, cook two labs, read food labels, shop from a real store ad, and feed a family of four on $40</w:t>
             </w:r>
           </w:p>
         </w:tc>
@@ -302,7 +302,7 @@
               <w:jc w:val="left"/>
             </w:pPr>
             <w:r>
-              <w:t xml:space="preserve">Figure out your strengths, set goals, build a budget, learn how paychecks, credit, and interest work, invest in the Gilded Age Market, and explore careers</w:t>
+              <w:t xml:space="preserve">Find your strengths, set goals, build a budget, learn how paychecks, credit, and interest work, invest in the Gilded Age Market, and explore careers</w:t>
             </w:r>
           </w:p>
         </w:tc>
@@ -337,7 +337,7 @@
               <w:jc w:val="left"/>
             </w:pPr>
             <w:r>
-              <w:t xml:space="preserve">Understand how people grow, handle stress and peer pressure, communicate and resolve conflict, understand families, and build a babysitter’s activity kit</w:t>
+              <w:t xml:space="preserve">Learn how people grow, handle stress and peer pressure, talk things out and settle conflicts, learn about families, and build a babysitter’s activity kit</w:t>
             </w:r>
           </w:p>
         </w:tc>
@@ -372,7 +372,7 @@
               <w:jc w:val="left"/>
             </w:pPr>
             <w:r>
-              <w:t xml:space="preserve">Make a home safer and greener, learn the elements and principles of design, mix color, draw a floor plan to scale, and design and build a room model</w:t>
+              <w:t xml:space="preserve">Make a home safer and greener, learn the basic rules of design, mix color, draw a floor plan to scale, and design and build a room model</w:t>
             </w:r>
           </w:p>
         </w:tc>
@@ -442,7 +442,7 @@
               <w:jc w:val="left"/>
             </w:pPr>
             <w:r>
-              <w:t xml:space="preserve">Trace where food comes from, audit our food waste, cook in four kitchens at once, and plan and price a meal for the whole class</w:t>
+              <w:t xml:space="preserve">Trace where food comes from, measure our food waste, cook in four kitchens at once, and plan and price a meal for the whole class</w:t>
             </w:r>
           </w:p>
         </w:tc>
@@ -477,7 +477,7 @@
               <w:jc w:val="left"/>
             </w:pPr>
             <w:r>
-              <w:t xml:space="preserve">Write a resume, practice interviews, and pitch a product or service in FACS Shark Tank</w:t>
+              <w:t xml:space="preserve">Write a resume, practice job interviews, and pitch (present) a product or service to judges in FACS Shark Tank</w:t>
             </w:r>
           </w:p>
         </w:tc>
@@ -488,7 +488,7 @@
         <w:pStyle w:val="BodyText"/>
       </w:pPr>
       <w:r>
-        <w:t xml:space="preserve">The Gilded Age Market is a game we play on paper: it is 1870, you have $1,000, and the prices follow what really happened to railroads, oil, electricity, steel, cars, and radio, up through the crash of 1929.</w:t>
+        <w:t xml:space="preserve">The Gilded Age Market is a game we play on paper. It is 1870 and you have $1,000. The prices follow what really happened to railroads, oil, electricity, steel, cars, and radio, up through the crash of 1929.</w:t>
       </w:r>
     </w:p>
     <w:p>
@@ -558,7 +558,7 @@
         <w:pStyle w:val="Compact"/>
       </w:pPr>
       <w:r>
-        <w:t xml:space="preserve">An open mind about trying new foods. You never have to eat anything, but you do have to cook it.</w:t>
+        <w:t xml:space="preserve">An open mind about trying new foods. You never have to eat anything. You do have to cook it.</w:t>
       </w:r>
     </w:p>
     <w:p>
@@ -756,7 +756,7 @@
         <w:pStyle w:val="BodyText"/>
       </w:pPr>
       <w:r>
-        <w:t xml:space="preserve">Labs and projects are scored with a rubric you see before you start. You can retake any quiz once after a review. If you miss a lab, you do a written alternative so you do not lose points for being absent. Late work is accepted; see the grading plan on the website for the details.</w:t>
+        <w:t xml:space="preserve">Labs and projects are scored with a rubric (a scoring chart) you see before you start. You can retake any quiz once after a review. If you miss a lab, you do a written make-up instead, so you do not lose points for being absent. Late work is accepted. The grading plan on the website has the details.</w:t>
       </w:r>
     </w:p>
     <w:p>
@@ -846,7 +846,7 @@
         <w:pStyle w:val="Compact"/>
       </w:pPr>
       <w:r>
-        <w:t xml:space="preserve">We talk about food, bodies, families, and money in this class. Be respectful. Nobody is required to share anything personal.</w:t>
+        <w:t xml:space="preserve">We talk about food, bodies, families, and money in this class. Be respectful. Nobody has to share anything personal.</w:t>
       </w:r>
     </w:p>
     <w:p>
@@ -872,7 +872,7 @@
         <w:pStyle w:val="FirstParagraph"/>
       </w:pPr>
       <w:r>
-        <w:t xml:space="preserve">Tell me on the first day, in writing, about any allergy or food rule (religious, medical, or family). I plan every lab around what is on that list. Recipes are posted a week ahead so you and your family can check them. No lab requires you to eat.</w:t>
+        <w:t xml:space="preserve">Tell me on the first day, in writing, about any allergy or food rule (religious, medical, or family). The sign and return page has a place for it. I plan every lab around what is on that list. Recipes are posted a week ahead so you and your family can check them. No lab requires you to eat.</w:t>
       </w:r>
     </w:p>
     <w:p>
@@ -890,7 +890,7 @@
         <w:pStyle w:val="FirstParagraph"/>
       </w:pPr>
       <w:r>
-        <w:t xml:space="preserve">If English is not your first language, you will get vocabulary cards and sentence starters in your language for every unit (currently Spanish; ask me for others). Every lab has picture step cards. Slides are posted for everyone.</w:t>
+        <w:t xml:space="preserve">If English is not your first language, you will get vocabulary cards and sentence starters in your language for every unit. Right now I have Spanish; ask me for others. Every lab has picture step cards. Slides are posted for everyone.</w:t>
       </w:r>
     </w:p>
     <w:p>
@@ -908,7 +908,7 @@
         <w:pStyle w:val="FirstParagraph"/>
       </w:pPr>
       <w:r>
-        <w:t xml:space="preserve">We use a few web tools in class. The course website, lifeskillsarcade.com, has short review games for every unit. I may give you a username like facs-6a-17 and a PIN so your best score on each game counts on our class leaderboard. The site never stores your name.</w:t>
+        <w:t xml:space="preserve">We use a few web tools in class. The course website, lifeskillsarcade.com, has short review games for every unit. I may give you a username like facs-6a-17 and a PIN. Then your best score on each game counts on our class leaderboard. The site never stores your name.</w:t>
       </w:r>
     </w:p>
     <w:p>
@@ -916,7 +916,7 @@
         <w:pStyle w:val="BodyText"/>
       </w:pPr>
       <w:r>
-        <w:t xml:space="preserve">You may use AI tools to brainstorm, check your work, or translate. You may not use them to do a project for you, and in this class most of the work is something you cook, sew, build, or say out loud, so it would not help anyway. If you use AI for a written piece, say so at the bottom.</w:t>
+        <w:t xml:space="preserve">You may use AI tools to brainstorm, check your work, or translate. You may not use them to do a project for you. In this class most of the work is something you cook, sew, build, or say out loud, so AI would not help anyway. If you use AI for a written piece, say so at the bottom.</w:t>
       </w:r>
     </w:p>
     <w:p>
@@ -952,7 +952,7 @@
         <w:pStyle w:val="FirstParagraph"/>
       </w:pPr>
       <w:r>
-        <w:t xml:space="preserve">FACS is the class where your child learns to cook, sew, budget, and plan. Ask them what they made this week. If you have a skill you would share (a recipe, a craft, a job you could talk about for ten minutes), email me. I would love to have you in.</w:t>
+        <w:t xml:space="preserve">FACS is the class where your child learns to cook, sew, budget, and plan. Ask them what they made this week. If you have a skill you would share (a recipe, a craft, a job you could talk about for ten minutes), email me. I would love to have you visit.</w:t>
       </w:r>
     </w:p>
     <w:p>
@@ -978,7 +978,7 @@
         <w:pStyle w:val="BodyText"/>
       </w:pPr>
       <w:r>
-        <w:t xml:space="preserve">Sign and return the last page.</w:t>
+        <w:t xml:space="preserve">Please sign and return the last page.</w:t>
       </w:r>
     </w:p>
     <w:p>
@@ -1001,7 +1001,7 @@
         <w:pStyle w:val="FirstParagraph"/>
       </w:pPr>
       <w:r>
-        <w:t xml:space="preserve">I have read the syllabus for Family and Consumer Sciences, grades 6 to 8, including how the room works, how grades work, and the food rules.</w:t>
+        <w:t xml:space="preserve">We have read the syllabus for Family and Consumer Sciences, grades 6 to 8. We read how the room works, how grades work, and the food rules.</w:t>
       </w:r>
     </w:p>
     <w:p>
@@ -1041,7 +1041,7 @@
         <w:pStyle w:val="BodyText"/>
       </w:pPr>
       <w:r>
-        <w:t xml:space="preserve">Best phone or email for a family member: ______________________________</w:t>
+        <w:t xml:space="preserve">Best phone or email to reach a family member: ______________________________</w:t>
       </w:r>
     </w:p>
     <w:p>
@@ -1049,7 +1049,7 @@
         <w:pStyle w:val="BodyText"/>
       </w:pPr>
       <w:r>
-        <w:t xml:space="preserve">Food allergies or food rules I should know about (religious, medical, or family). Write</w:t>
+        <w:t xml:space="preserve">Food allergies or food rules the teacher should know about (religious, medical, or family). Write</w:t>
       </w:r>
       <w:r>
         <w:t xml:space="preserve"> </w:t>
@@ -1091,7 +1091,7 @@
         <w:pStyle w:val="BodyText"/>
       </w:pPr>
       <w:r>
-        <w:t xml:space="preserve">A skill, recipe, craft, or job you would be willing to share with the class for ten minutes (optional): ______________________________</w:t>
+        <w:t xml:space="preserve">Optional: a skill, recipe, craft, or job a family member could share with the class for ten minutes: ______________________________</w:t>
       </w:r>
     </w:p>
     <w:sectPr>
